--- a/.claude/skills/srs-help/assets/base.docx
+++ b/.claude/skills/srs-help/assets/base.docx
@@ -12115,6 +12115,7 @@
     <w:qFormat/>
     <w:rsid w:val="00A841EA"/>
     <w:pPr>
+      <w:ind w:firstLine="720"/>
       <w:jc w:val="both"/>
     </w:pPr>
   </w:style>
